--- a/testakten/rentenrecht-fremdrente-russlanddeutscher-sibirien-bielefeld/07_widerspruch_entwurf.docx
+++ b/testakten/rentenrecht-fremdrente-russlanddeutscher-sibirien-bielefeld/07_widerspruch_entwurf.docx
@@ -11,14 +11,6 @@
           <w:rFonts w:ascii="Times New Roman" w:hAnsi="Times New Roman"/>
         </w:rPr>
         <w:t>Widerspruch (Entwurf des Rentenberaters)</w:t>
-      </w:r>
-    </w:p>
-    <w:p>
-      <w:pPr>
-        <w:jc w:val="left"/>
-      </w:pPr>
-      <w:r>
-        <w:t>```</w:t>
       </w:r>
     </w:p>
     <w:p>
@@ -99,14 +91,6 @@
       </w:pPr>
       <w:r>
         <w:t>Bielefeld, den 07.07.2026</w:t>
-      </w:r>
-    </w:p>
-    <w:p>
-      <w:pPr>
-        <w:jc w:val="left"/>
-      </w:pPr>
-      <w:r>
-        <w:t>```</w:t>
       </w:r>
     </w:p>
     <w:p>

--- a/testakten/rentenrecht-fremdrente-russlanddeutscher-sibirien-bielefeld/07_widerspruch_entwurf.docx
+++ b/testakten/rentenrecht-fremdrente-russlanddeutscher-sibirien-bielefeld/07_widerspruch_entwurf.docx
@@ -5,72 +5,118 @@
     <w:p>
       <w:pPr>
         <w:pStyle w:val="Heading1"/>
+        <w:spacing w:after="160" w:line="259" w:lineRule="auto"/>
       </w:pPr>
       <w:r>
         <w:rPr>
           <w:rFonts w:ascii="Times New Roman" w:hAnsi="Times New Roman"/>
+          <w:b/>
+          <w:sz w:val="28"/>
         </w:rPr>
         <w:t>Widerspruch (Entwurf des Rentenberaters)</w:t>
       </w:r>
     </w:p>
     <w:p>
       <w:pPr>
+        <w:spacing w:before="120" w:after="60" w:line="259" w:lineRule="auto"/>
         <w:jc w:val="left"/>
       </w:pPr>
       <w:r>
+        <w:rPr>
+          <w:rFonts w:ascii="Times New Roman" w:hAnsi="Times New Roman"/>
+          <w:b/>
+          <w:sz w:val="22"/>
+        </w:rPr>
         <w:t>Rentenberatung Wittkamp</w:t>
       </w:r>
     </w:p>
     <w:p>
       <w:pPr>
+        <w:spacing w:before="120" w:after="60" w:line="259" w:lineRule="auto"/>
         <w:jc w:val="left"/>
       </w:pPr>
       <w:r>
+        <w:rPr>
+          <w:rFonts w:ascii="Times New Roman" w:hAnsi="Times New Roman"/>
+          <w:b/>
+          <w:sz w:val="22"/>
+        </w:rPr>
         <w:t>Gerhard Wittkamp, Rentenberater (gerichtlich zugelassen)</w:t>
       </w:r>
     </w:p>
     <w:p>
       <w:pPr>
+        <w:spacing w:before="120" w:after="60" w:line="259" w:lineRule="auto"/>
         <w:jc w:val="left"/>
       </w:pPr>
       <w:r>
+        <w:rPr>
+          <w:rFonts w:ascii="Times New Roman" w:hAnsi="Times New Roman"/>
+          <w:b/>
+          <w:sz w:val="22"/>
+        </w:rPr>
         <w:t>Obernstraße 48, 33602 Bielefeld</w:t>
       </w:r>
     </w:p>
     <w:p>
       <w:pPr>
+        <w:spacing w:before="120" w:after="60" w:line="259" w:lineRule="auto"/>
         <w:jc w:val="left"/>
       </w:pPr>
       <w:r>
+        <w:rPr>
+          <w:rFonts w:ascii="Times New Roman" w:hAnsi="Times New Roman"/>
+          <w:b/>
+          <w:sz w:val="22"/>
+        </w:rPr>
         <w:t>Telefon: 0521 96477-0 | kanzlei@rentenberatung-wittkamp.example</w:t>
       </w:r>
     </w:p>
     <w:p>
       <w:pPr>
+        <w:spacing w:before="120" w:after="60" w:line="259" w:lineRule="auto"/>
         <w:jc w:val="left"/>
       </w:pPr>
       <w:r>
+        <w:rPr>
+          <w:rFonts w:ascii="Times New Roman" w:hAnsi="Times New Roman"/>
+          <w:b/>
+          <w:sz w:val="22"/>
+        </w:rPr>
         <w:t>Deutsche Rentenversicherung Westfalen</w:t>
       </w:r>
     </w:p>
     <w:p>
       <w:pPr>
+        <w:spacing w:before="120" w:after="60" w:line="259" w:lineRule="auto"/>
         <w:jc w:val="left"/>
       </w:pPr>
       <w:r>
+        <w:rPr>
+          <w:rFonts w:ascii="Times New Roman" w:hAnsi="Times New Roman"/>
+          <w:b/>
+          <w:sz w:val="22"/>
+        </w:rPr>
         <w:t>Gartenstraße 194</w:t>
       </w:r>
     </w:p>
     <w:p>
       <w:pPr>
+        <w:spacing w:before="120" w:after="60" w:line="259" w:lineRule="auto"/>
         <w:jc w:val="left"/>
       </w:pPr>
       <w:r>
+        <w:rPr>
+          <w:rFonts w:ascii="Times New Roman" w:hAnsi="Times New Roman"/>
+          <w:b/>
+          <w:sz w:val="22"/>
+        </w:rPr>
         <w:t>48147 Münster</w:t>
       </w:r>
     </w:p>
     <w:p>
       <w:pPr>
+        <w:spacing w:line="259" w:lineRule="auto" w:after="60"/>
         <w:jc w:val="left"/>
       </w:pPr>
       <w:r>
@@ -79,6 +125,7 @@
     </w:p>
     <w:p>
       <w:pPr>
+        <w:spacing w:line="259" w:lineRule="auto" w:after="60"/>
         <w:jc w:val="left"/>
       </w:pPr>
       <w:r>
@@ -87,6 +134,7 @@
     </w:p>
     <w:p>
       <w:pPr>
+        <w:spacing w:line="259" w:lineRule="auto" w:after="60"/>
         <w:jc w:val="left"/>
       </w:pPr>
       <w:r>
@@ -95,6 +143,7 @@
     </w:p>
     <w:p>
       <w:pPr>
+        <w:spacing w:line="259" w:lineRule="auto" w:after="60"/>
         <w:jc w:val="left"/>
       </w:pPr>
       <w:r>
@@ -106,6 +155,7 @@
     </w:p>
     <w:p>
       <w:pPr>
+        <w:spacing w:line="259" w:lineRule="auto" w:after="60"/>
         <w:jc w:val="left"/>
       </w:pPr>
       <w:r>
@@ -114,6 +164,7 @@
     </w:p>
     <w:p>
       <w:pPr>
+        <w:spacing w:line="259" w:lineRule="auto" w:after="60"/>
         <w:jc w:val="left"/>
       </w:pPr>
       <w:r>
@@ -122,6 +173,7 @@
     </w:p>
     <w:p>
       <w:pPr>
+        <w:spacing w:line="259" w:lineRule="auto" w:after="60"/>
         <w:jc w:val="left"/>
       </w:pPr>
       <w:r>
@@ -133,6 +185,7 @@
     </w:p>
     <w:p>
       <w:pPr>
+        <w:spacing w:line="259" w:lineRule="auto" w:after="60"/>
         <w:jc w:val="left"/>
       </w:pPr>
       <w:r>
@@ -141,6 +194,7 @@
     </w:p>
     <w:p>
       <w:pPr>
+        <w:spacing w:line="259" w:lineRule="auto" w:after="60"/>
         <w:jc w:val="left"/>
       </w:pPr>
       <w:r>
@@ -159,6 +213,7 @@
     <w:p>
       <w:pPr>
         <w:pStyle w:val="Heading2"/>
+        <w:spacing w:line="259" w:lineRule="auto" w:after="60"/>
       </w:pPr>
       <w:r>
         <w:rPr>
@@ -169,6 +224,7 @@
     </w:p>
     <w:p>
       <w:pPr>
+        <w:spacing w:line="259" w:lineRule="auto" w:after="60"/>
         <w:jc w:val="left"/>
       </w:pPr>
       <w:r>
@@ -177,6 +233,7 @@
     </w:p>
     <w:p>
       <w:pPr>
+        <w:spacing w:line="259" w:lineRule="auto" w:after="60"/>
         <w:jc w:val="left"/>
       </w:pPr>
       <w:r>
@@ -185,6 +242,7 @@
     </w:p>
     <w:p>
       <w:pPr>
+        <w:spacing w:line="259" w:lineRule="auto" w:after="60"/>
         <w:jc w:val="left"/>
       </w:pPr>
       <w:r>
@@ -194,6 +252,7 @@
     <w:p>
       <w:pPr>
         <w:pStyle w:val="Heading2"/>
+        <w:spacing w:line="259" w:lineRule="auto" w:after="60"/>
       </w:pPr>
       <w:r>
         <w:rPr>
@@ -205,6 +264,7 @@
     <w:p>
       <w:pPr>
         <w:pStyle w:val="ListNumber"/>
+        <w:spacing w:line="259" w:lineRule="auto" w:after="60"/>
       </w:pPr>
       <w:r>
         <w:t>Vollmacht vom 27.06.2026.</w:t>
@@ -213,6 +273,7 @@
     <w:p>
       <w:pPr>
         <w:pStyle w:val="ListNumber"/>
+        <w:spacing w:line="259" w:lineRule="auto" w:after="60"/>
       </w:pPr>
       <w:r>
         <w:t>Bescheinigung nach dem Bundesvertriebenengesetz (Kopie).</w:t>
@@ -221,6 +282,7 @@
     <w:p>
       <w:pPr>
         <w:pStyle w:val="ListNumber"/>
+        <w:spacing w:line="259" w:lineRule="auto" w:after="60"/>
       </w:pPr>
       <w:r>
         <w:t>Beglaubigte Übersetzung Arbeitsbuch, Seiten 7, 8, 11, 13 und 15, vom 24.06.2026.</w:t>
@@ -229,6 +291,7 @@
     <w:p>
       <w:pPr>
         <w:pStyle w:val="ListNumber"/>
+        <w:spacing w:line="259" w:lineRule="auto" w:after="60"/>
       </w:pPr>
       <w:r>
         <w:t>Archivbescheinigung Nowosibirsk von 1994 mit Übersetzung.</w:t>
@@ -237,6 +300,7 @@
     <w:p>
       <w:pPr>
         <w:pStyle w:val="ListNumber"/>
+        <w:spacing w:line="259" w:lineRule="auto" w:after="60"/>
       </w:pPr>
       <w:r>
         <w:t>Diplom Kältetechnik mit Übersetzung von 1993.</w:t>
@@ -245,6 +309,7 @@
     <w:p>
       <w:pPr>
         <w:pStyle w:val="ListNumber"/>
+        <w:spacing w:line="259" w:lineRule="auto" w:after="60"/>
       </w:pPr>
       <w:r>
         <w:t>Lebenslauf mit Tätigkeitsbeschreibung.</w:t>
@@ -253,6 +318,7 @@
     <w:p>
       <w:pPr>
         <w:pStyle w:val="ListNumber"/>
+        <w:spacing w:line="259" w:lineRule="auto" w:after="60"/>
       </w:pPr>
       <w:r>
         <w:t>Deutsche Arbeitgeberbescheinigungen zur Plausibilisierung des Berufsbruchs.</w:t>
@@ -261,6 +327,7 @@
     <w:p>
       <w:pPr>
         <w:pStyle w:val="Heading2"/>
+        <w:spacing w:line="259" w:lineRule="auto" w:after="60"/>
       </w:pPr>
       <w:r>
         <w:rPr>
@@ -271,6 +338,7 @@
     </w:p>
     <w:p>
       <w:pPr>
+        <w:spacing w:line="259" w:lineRule="auto" w:after="60"/>
         <w:jc w:val="left"/>
       </w:pPr>
       <w:r>
@@ -279,6 +347,7 @@
     </w:p>
     <w:p>
       <w:pPr>
+        <w:spacing w:line="259" w:lineRule="auto" w:after="60"/>
         <w:jc w:val="left"/>
       </w:pPr>
       <w:r>
@@ -287,6 +356,7 @@
     </w:p>
     <w:p>
       <w:pPr>
+        <w:spacing w:line="259" w:lineRule="auto" w:after="60"/>
         <w:jc w:val="left"/>
       </w:pPr>
       <w:r>
@@ -295,6 +365,7 @@
     </w:p>
     <w:p>
       <w:pPr>
+        <w:spacing w:line="259" w:lineRule="auto" w:after="60"/>
         <w:jc w:val="left"/>
       </w:pPr>
       <w:r>
@@ -302,13 +373,58 @@
       </w:r>
     </w:p>
     <w:sectPr>
+      <w:headerReference w:type="default" r:id="rId9"/>
+      <w:footerReference w:type="default" r:id="rId10"/>
       <w:pgSz w:w="11906" w:h="16838"/>
-      <w:pgMar w:top="1417" w:right="1417" w:bottom="1417" w:left="1417" w:header="720" w:footer="720" w:gutter="0"/>
+      <w:pgMar w:top="1191" w:right="1247" w:bottom="1134" w:left="1361" w:header="720" w:footer="720" w:gutter="0"/>
       <w:cols w:space="720"/>
       <w:docGrid w:linePitch="360"/>
     </w:sectPr>
   </w:body>
 </w:document>
+</file>
+
+<file path=word/footer1.xml><?xml version="1.0" encoding="utf-8"?>
+<w:ftr xmlns:m="http://schemas.openxmlformats.org/officeDocument/2006/math" xmlns:mc="http://schemas.openxmlformats.org/markup-compatibility/2006" xmlns:mo="http://schemas.microsoft.com/office/mac/office/2008/main" xmlns:mv="urn:schemas-microsoft-com:mac:vml" xmlns:o="urn:schemas-microsoft-com:office:office" xmlns:r="http://schemas.openxmlformats.org/officeDocument/2006/relationships" xmlns:v="urn:schemas-microsoft-com:vml" xmlns:w10="urn:schemas-microsoft-com:office:word" xmlns:w14="http://schemas.microsoft.com/office/word/2010/wordml" xmlns:w="http://schemas.openxmlformats.org/wordprocessingml/2006/main" xmlns:wne="http://schemas.microsoft.com/office/word/2006/wordml" xmlns:wp14="http://schemas.microsoft.com/office/word/2010/wordprocessingDrawing" xmlns:wp="http://schemas.openxmlformats.org/drawingml/2006/wordprocessingDrawing" xmlns:wpc="http://schemas.microsoft.com/office/word/2010/wordprocessingCanvas" xmlns:wpg="http://schemas.microsoft.com/office/word/2010/wordprocessingGroup" xmlns:wpi="http://schemas.microsoft.com/office/word/2010/wordprocessingInk" xmlns:wps="http://schemas.microsoft.com/office/word/2010/wordprocessingShape" mc:Ignorable="w14 wp14">
+  <w:p>
+    <w:pPr>
+      <w:pStyle w:val="Footer"/>
+      <w:jc w:val="left"/>
+    </w:pPr>
+    <w:r/>
+    <w:r>
+      <w:rPr>
+        <w:rFonts w:ascii="Times New Roman" w:hAnsi="Times New Roman"/>
+        <w:b w:val="0"/>
+        <w:color w:val="777777"/>
+        <w:sz w:val="17"/>
+      </w:rPr>
+      <w:t>Vertraulich | Bearbeitungsstand Juli 2026 | nur zur Aktenbearbeitung</w:t>
+    </w:r>
+  </w:p>
+</w:ftr>
+</file>
+
+<file path=word/header1.xml><?xml version="1.0" encoding="utf-8"?>
+<w:hdr xmlns:m="http://schemas.openxmlformats.org/officeDocument/2006/math" xmlns:mc="http://schemas.openxmlformats.org/markup-compatibility/2006" xmlns:mo="http://schemas.microsoft.com/office/mac/office/2008/main" xmlns:mv="urn:schemas-microsoft-com:mac:vml" xmlns:o="urn:schemas-microsoft-com:office:office" xmlns:r="http://schemas.openxmlformats.org/officeDocument/2006/relationships" xmlns:v="urn:schemas-microsoft-com:vml" xmlns:w10="urn:schemas-microsoft-com:office:word" xmlns:w14="http://schemas.microsoft.com/office/word/2010/wordml" xmlns:w="http://schemas.openxmlformats.org/wordprocessingml/2006/main" xmlns:wne="http://schemas.microsoft.com/office/word/2006/wordml" xmlns:wp14="http://schemas.microsoft.com/office/word/2010/wordprocessingDrawing" xmlns:wp="http://schemas.openxmlformats.org/drawingml/2006/wordprocessingDrawing" xmlns:wpc="http://schemas.microsoft.com/office/word/2010/wordprocessingCanvas" xmlns:wpg="http://schemas.microsoft.com/office/word/2010/wordprocessingGroup" xmlns:wpi="http://schemas.microsoft.com/office/word/2010/wordprocessingInk" xmlns:wps="http://schemas.microsoft.com/office/word/2010/wordprocessingShape" mc:Ignorable="w14 wp14">
+  <w:p>
+    <w:pPr>
+      <w:pStyle w:val="Header"/>
+      <w:jc w:val="left"/>
+    </w:pPr>
+    <w:r/>
+    <w:r>
+      <w:rPr>
+        <w:rFonts w:ascii="Times New Roman" w:hAnsi="Times New Roman"/>
+        <w:b w:val="0"/>
+        <w:i w:val="0"/>
+        <w:color w:val="666666"/>
+        <w:sz w:val="17"/>
+      </w:rPr>
+      <w:t>Rentenberatung Jessen &amp; Kollegium | Renten- und Versorgungsakte | Bearbeitungsstand Juli 2026</w:t>
+    </w:r>
+  </w:p>
+</w:hdr>
 </file>
 
 <file path=word/numbering.xml><?xml version="1.0" encoding="utf-8"?>
@@ -1025,11 +1141,12 @@
       <w:contextualSpacing/>
     </w:pPr>
     <w:rPr>
-      <w:rFonts w:asciiTheme="majorHAnsi" w:eastAsiaTheme="majorEastAsia" w:hAnsiTheme="majorHAnsi" w:cstheme="majorBidi"/>
+      <w:rFonts w:asciiTheme="majorHAnsi" w:eastAsiaTheme="majorEastAsia" w:hAnsiTheme="majorHAnsi" w:cstheme="majorBidi" w:ascii="Times New Roman" w:hAnsi="Times New Roman"/>
+      <w:b/>
       <w:color w:val="17365D" w:themeColor="text2" w:themeShade="BF"/>
       <w:spacing w:val="5"/>
       <w:kern w:val="28"/>
-      <w:sz w:val="52"/>
+      <w:sz w:val="30"/>
       <w:szCs w:val="52"/>
     </w:rPr>
   </w:style>

--- a/testakten/rentenrecht-fremdrente-russlanddeutscher-sibirien-bielefeld/07_widerspruch_entwurf.docx
+++ b/testakten/rentenrecht-fremdrente-russlanddeutscher-sibirien-bielefeld/07_widerspruch_entwurf.docx
@@ -237,7 +237,7 @@
         <w:jc w:val="left"/>
       </w:pPr>
       <w:r>
-        <w:t>Die im Bescheid beanstandete Abweichung der Archivnummern für die Zeit ab 1987 erklärt sich nach gegenwärtigem Kenntnisstand aus einer organisatorischen Aufteilung des Kombinats SibChladProekt im Jahr 1988, bei der die Projektgruppe Nord dem Werk Nowosibirsk-2 zugeordnet wurde, ohne dass das Arbeitsverhältnis endete. Eine Bescheinigung des Staatsarchivs Nowosibirsk über die Umstrukturierung wird derzeit über eine bevollmächtigte Angehörige beschafft und unverzüglich nachgereicht. Die abweichende Schreibweise des Familiennamens in älteren Dokumenten (Klasssen) beruht auf der Rückübertragung aus der kyrillischen Schrift; Identität und Geburtsdatum sind durchgehend identisch.</w:t>
+        <w:t>Die im Bescheid beanstandete Abweichung der Archivnummern für die Zeit ab 1987 erklärt sich nach gegenwärtigem Kenntnisstand aus einer organisatorischen Aufteilung des Kombinats SibChladProekt im Jahr 1988, bei der die Projektgruppe Nord dem Werk Nowosibirsk-2 zugeordnet wurde, ohne dass das Arbeitsverhältnis endete. Eine Bescheinigung des Staatsarchivs Nowosibirsk über die Umstrukturierung wird derzeit über eine bevollmächtigte Angehörige beschafft und unverzüglich nachgereicht. Die abweichende Schreibweise des Familiennamens in älteren Dokumenten (Klassen) beruht auf der Rückübertragung aus der kyrillischen Schrift; Identität und Geburtsdatum sind durchgehend identisch.</w:t>
       </w:r>
     </w:p>
     <w:p>
